--- a/recoleccion de inf/FRESH STYLE (1).docx
+++ b/recoleccion de inf/FRESH STYLE (1).docx
@@ -1120,6 +1120,7 @@
           <w:sz w:val="26"/>
           <w:szCs w:val="26"/>
         </w:rPr>
+        <w:lastRenderedPageBreak/>
         <w:t xml:space="preserve">RF16. </w:t>
       </w:r>
       <w:proofErr w:type="gramStart"/>
@@ -1354,6 +1355,7 @@
         <w:spacing w:before="240" w:after="240"/>
       </w:pPr>
       <w:r>
+        <w:lastRenderedPageBreak/>
         <w:t xml:space="preserve">RF24. </w:t>
       </w:r>
     </w:p>
@@ -1685,6 +1687,7 @@
         <w:spacing w:before="240" w:after="240"/>
       </w:pPr>
       <w:r>
+        <w:lastRenderedPageBreak/>
         <w:t>El código fuente deberá estar organizado y documentado para facilitar futuras actualizaciones y correcciones.</w:t>
       </w:r>
     </w:p>
@@ -1943,6 +1946,7 @@
         <w:spacing w:before="240" w:after="240"/>
       </w:pPr>
       <w:r>
+        <w:lastRenderedPageBreak/>
         <w:t xml:space="preserve">El sistema deberá ser compatible con </w:t>
       </w:r>
       <w:proofErr w:type="spellStart"/>
@@ -2223,6 +2227,7 @@
           <w:sz w:val="46"/>
           <w:szCs w:val="46"/>
         </w:rPr>
+        <w:lastRenderedPageBreak/>
         <w:t>Beneficios Esperados</w:t>
       </w:r>
     </w:p>
@@ -2583,7 +2588,11 @@
         <w:spacing w:before="240" w:after="240"/>
       </w:pPr>
       <w:r>
-        <w:t>Fresh Style busca convertirse en una herramienta innovadora para la gestión de citas en el sector del cuidado personal. Mediante el uso de tecnologías web, se pretende ofrecer una solución eficiente que beneficie tanto a los clientes como a los establecimientos, contribuyendo a la modernización y digitalización de este mercado en Colombia.</w:t>
+        <w:t xml:space="preserve">Fresh Style busca convertirse en una herramienta innovadora para la gestión de citas en el sector del cuidado personal. Mediante el uso de tecnologías web, se pretende ofrecer una solución eficiente que beneficie tanto a los clientes como a los </w:t>
+      </w:r>
+      <w:r>
+        <w:lastRenderedPageBreak/>
+        <w:t>establecimientos, contribuyendo a la modernización y digitalización de este mercado en Colombia.</w:t>
       </w:r>
     </w:p>
     <w:p/>

--- a/recoleccion de inf/FRESH STYLE (1).docx
+++ b/recoleccion de inf/FRESH STYLE (1).docx
@@ -8,6 +8,7 @@
         <w:keepNext w:val="0"/>
         <w:keepLines w:val="0"/>
         <w:spacing w:before="480" w:after="120"/>
+        <w:ind w:firstLine="720"/>
         <w:rPr>
           <w:rFonts w:ascii="Aptos" w:eastAsia="Aptos" w:hAnsi="Aptos" w:cs="Aptos"/>
           <w:b/>
@@ -152,85 +153,98 @@
         </w:rPr>
         <w:t>GitHub:</w:t>
       </w:r>
+      <w:r>
+        <w:fldChar w:fldCharType="begin"/>
+      </w:r>
+      <w:r>
+        <w:rPr>
+          <w:lang w:val="en-US"/>
+        </w:rPr>
+        <w:instrText>HYPERLINK "https://github.com/g5vyy8gbm6-design/proyecto-adso.git" \h</w:instrText>
+      </w:r>
+      <w:r>
+        <w:fldChar w:fldCharType="separate"/>
+      </w:r>
+      <w:r>
+        <w:rPr>
+          <w:lang w:val="en-US"/>
+        </w:rPr>
+        <w:t xml:space="preserve"> </w:t>
+      </w:r>
+      <w:r>
+        <w:fldChar w:fldCharType="end"/>
+      </w:r>
+      <w:r>
+        <w:fldChar w:fldCharType="begin"/>
+      </w:r>
+      <w:r>
+        <w:rPr>
+          <w:lang w:val="en-US"/>
+        </w:rPr>
+        <w:instrText>HYPERLINK "https://github.com/g5vyy8gbm6-design/proyecto-adso.git" \h</w:instrText>
+      </w:r>
+      <w:r>
+        <w:fldChar w:fldCharType="separate"/>
+      </w:r>
+      <w:r>
+        <w:rPr>
+          <w:color w:val="1155CC"/>
+          <w:u w:val="single"/>
+          <w:lang w:val="en-US"/>
+        </w:rPr>
+        <w:t>https://github.com/g5vyy8gbm6-design/proyecto-adso.git</w:t>
+      </w:r>
+      <w:r>
+        <w:fldChar w:fldCharType="end"/>
+      </w:r>
+    </w:p>
+    <w:p>
+      <w:pPr>
+        <w:pStyle w:val="Ttulo1"/>
+        <w:keepNext w:val="0"/>
+        <w:keepLines w:val="0"/>
+        <w:spacing w:before="480" w:after="120"/>
+        <w:rPr>
+          <w:rFonts w:ascii="Aptos" w:eastAsia="Aptos" w:hAnsi="Aptos" w:cs="Aptos"/>
+          <w:b/>
+          <w:bCs/>
+          <w:color w:val="000000"/>
+          <w:sz w:val="46"/>
+          <w:szCs w:val="46"/>
+          <w:lang w:val="en-US"/>
+        </w:rPr>
+      </w:pPr>
+      <w:bookmarkStart w:id="3" w:name="_heading=h.mumu9dc7uh3v" w:colFirst="0" w:colLast="0"/>
+      <w:bookmarkEnd w:id="3"/>
+      <w:r>
+        <w:rPr>
+          <w:rFonts w:ascii="Aptos" w:eastAsia="Aptos" w:hAnsi="Aptos" w:cs="Aptos"/>
+          <w:b/>
+          <w:bCs/>
+          <w:color w:val="000000"/>
+          <w:sz w:val="46"/>
+          <w:szCs w:val="46"/>
+          <w:lang w:val="en-US"/>
+        </w:rPr>
+        <w:t>figma:</w:t>
+      </w:r>
+    </w:p>
+    <w:p>
+      <w:pPr>
+        <w:rPr>
+          <w:lang w:val="en-US"/>
+        </w:rPr>
+      </w:pPr>
       <w:hyperlink r:id="rId6">
-        <w:r>
-          <w:rPr>
-            <w:lang w:val="en-US"/>
-          </w:rPr>
-          <w:t xml:space="preserve"> </w:t>
-        </w:r>
-      </w:hyperlink>
-      <w:hyperlink r:id="rId7">
         <w:r>
           <w:rPr>
             <w:color w:val="1155CC"/>
             <w:u w:val="single"/>
             <w:lang w:val="en-US"/>
           </w:rPr>
-          <w:t>https://github.com/g5vyy8gbm6-design/proyecto-adso.git</w:t>
+          <w:t>https://www.figma.com/make/Rt8HEmfVJBjGSuvbjvfgtM/Cuidado-personal-app?t=10vmmNDYhihF2ymQ-1&amp;preview-route=%2Flogin</w:t>
         </w:r>
       </w:hyperlink>
-    </w:p>
-    <w:p>
-      <w:pPr>
-        <w:pStyle w:val="Ttulo1"/>
-        <w:keepNext w:val="0"/>
-        <w:keepLines w:val="0"/>
-        <w:spacing w:before="480" w:after="120"/>
-        <w:rPr>
-          <w:rFonts w:ascii="Aptos" w:eastAsia="Aptos" w:hAnsi="Aptos" w:cs="Aptos"/>
-          <w:b/>
-          <w:bCs/>
-          <w:color w:val="000000"/>
-          <w:sz w:val="46"/>
-          <w:szCs w:val="46"/>
-          <w:lang w:val="en-US"/>
-        </w:rPr>
-      </w:pPr>
-      <w:bookmarkStart w:id="3" w:name="_heading=h.mumu9dc7uh3v" w:colFirst="0" w:colLast="0"/>
-      <w:bookmarkEnd w:id="3"/>
-      <w:r>
-        <w:rPr>
-          <w:rFonts w:ascii="Aptos" w:eastAsia="Aptos" w:hAnsi="Aptos" w:cs="Aptos"/>
-          <w:b/>
-          <w:bCs/>
-          <w:color w:val="000000"/>
-          <w:sz w:val="46"/>
-          <w:szCs w:val="46"/>
-          <w:lang w:val="en-US"/>
-        </w:rPr>
-        <w:t>figma:</w:t>
-      </w:r>
-    </w:p>
-    <w:p>
-      <w:pPr>
-        <w:rPr>
-          <w:lang w:val="en-US"/>
-        </w:rPr>
-      </w:pPr>
-      <w:r>
-        <w:fldChar w:fldCharType="begin"/>
-      </w:r>
-      <w:r>
-        <w:rPr>
-          <w:lang w:val="en-US"/>
-        </w:rPr>
-        <w:instrText>HYPERLINK "https://www.figma.com/make/Rt8HEmfVJBjGSuvbjvfgtM/Cuidado-personal-app?t=10vmmNDYhihF2ymQ-1&amp;preview-route=%2Flogin" \h</w:instrText>
-      </w:r>
-      <w:r>
-        <w:fldChar w:fldCharType="separate"/>
-      </w:r>
-      <w:r>
-        <w:rPr>
-          <w:color w:val="1155CC"/>
-          <w:u w:val="single"/>
-          <w:lang w:val="en-US"/>
-        </w:rPr>
-        <w:t>https://www.figma.com/make/Rt8HEmfVJBjGSuvbjvfgtM/Cuidado-personal-app?t=10vmmNDYhihF2ymQ-1&amp;preview-route=%2Flogin</w:t>
-      </w:r>
-      <w:r>
-        <w:fldChar w:fldCharType="end"/>
-      </w:r>
       <w:r>
         <w:rPr>
           <w:lang w:val="en-US"/>
